--- a/6-过程管理/流程制度规范类文件/060104-服务事件管理程序.docx
+++ b/6-过程管理/流程制度规范类文件/060104-服务事件管理程序.docx
@@ -39,7 +39,7 @@
         <w:snapToGrid w:val="0"/>
         <w:textAlignment w:val="baseline"/>
       </w:pPr>
-      <w:bookmarkStart w:id="0" w:name="_Toc10390"/>
+      <w:bookmarkStart w:id="0" w:name="_Toc20355"/>
       <w:r>
         <w:t>服务事件管理程序</w:t>
       </w:r>
@@ -63,7 +63,7 @@
         <w:snapToGrid w:val="0"/>
         <w:textAlignment w:val="baseline"/>
       </w:pPr>
-      <w:bookmarkStart w:id="1" w:name="_Toc32335"/>
+      <w:bookmarkStart w:id="1" w:name="_Toc22391"/>
       <w:r>
         <w:t>中达丰集团有限公司</w:t>
       </w:r>
@@ -195,7 +195,7 @@
         <w:textAlignment w:val="baseline"/>
         <w:outlineLvl w:val="0"/>
       </w:pPr>
-      <w:bookmarkStart w:id="2" w:name="_Toc21582"/>
+      <w:bookmarkStart w:id="2" w:name="_Toc13300"/>
       <w:r>
         <w:rPr>
           <w:rFonts w:ascii="宋体" w:hAnsi="宋体" w:eastAsia="宋体" w:cs="宋体"/>
@@ -1576,7 +1576,7 @@
               <w:rFonts w:hint="eastAsia" w:ascii="Microsoft JhengHei" w:hAnsi="Microsoft JhengHei" w:eastAsia="Microsoft JhengHei" w:cs="Microsoft JhengHei"/>
               <w:szCs w:val="24"/>
             </w:rPr>
-            <w:instrText xml:space="preserve"> HYPERLINK \l _Toc10390 </w:instrText>
+            <w:instrText xml:space="preserve"> HYPERLINK \l _Toc20355 </w:instrText>
           </w:r>
           <w:r>
             <w:rPr>
@@ -1595,7 +1595,7 @@
             <w:fldChar w:fldCharType="begin"/>
           </w:r>
           <w:r>
-            <w:instrText xml:space="preserve"> PAGEREF _Toc10390 \h </w:instrText>
+            <w:instrText xml:space="preserve"> PAGEREF _Toc20355 \h </w:instrText>
           </w:r>
           <w:r>
             <w:fldChar w:fldCharType="separate"/>
@@ -1633,7 +1633,7 @@
               <w:rFonts w:hint="eastAsia" w:ascii="Microsoft JhengHei" w:hAnsi="Microsoft JhengHei" w:eastAsia="Microsoft JhengHei" w:cs="Microsoft JhengHei"/>
               <w:szCs w:val="24"/>
             </w:rPr>
-            <w:instrText xml:space="preserve"> HYPERLINK \l _Toc32335 </w:instrText>
+            <w:instrText xml:space="preserve"> HYPERLINK \l _Toc22391 </w:instrText>
           </w:r>
           <w:r>
             <w:rPr>
@@ -1652,7 +1652,7 @@
             <w:fldChar w:fldCharType="begin"/>
           </w:r>
           <w:r>
-            <w:instrText xml:space="preserve"> PAGEREF _Toc32335 \h </w:instrText>
+            <w:instrText xml:space="preserve"> PAGEREF _Toc22391 \h </w:instrText>
           </w:r>
           <w:r>
             <w:fldChar w:fldCharType="separate"/>
@@ -1690,7 +1690,7 @@
               <w:rFonts w:hint="eastAsia" w:ascii="Microsoft JhengHei" w:hAnsi="Microsoft JhengHei" w:eastAsia="Microsoft JhengHei" w:cs="Microsoft JhengHei"/>
               <w:szCs w:val="24"/>
             </w:rPr>
-            <w:instrText xml:space="preserve"> HYPERLINK \l _Toc21582 </w:instrText>
+            <w:instrText xml:space="preserve"> HYPERLINK \l _Toc13300 </w:instrText>
           </w:r>
           <w:r>
             <w:rPr>
@@ -1714,7 +1714,7 @@
             <w:fldChar w:fldCharType="begin"/>
           </w:r>
           <w:r>
-            <w:instrText xml:space="preserve"> PAGEREF _Toc21582 \h </w:instrText>
+            <w:instrText xml:space="preserve"> PAGEREF _Toc13300 \h </w:instrText>
           </w:r>
           <w:r>
             <w:fldChar w:fldCharType="separate"/>
@@ -1752,7 +1752,7 @@
               <w:rFonts w:hint="eastAsia" w:ascii="Microsoft JhengHei" w:hAnsi="Microsoft JhengHei" w:eastAsia="Microsoft JhengHei" w:cs="Microsoft JhengHei"/>
               <w:szCs w:val="24"/>
             </w:rPr>
-            <w:instrText xml:space="preserve"> HYPERLINK \l _Toc21889 </w:instrText>
+            <w:instrText xml:space="preserve"> HYPERLINK \l _Toc13924 </w:instrText>
           </w:r>
           <w:r>
             <w:rPr>
@@ -1777,7 +1777,7 @@
             <w:fldChar w:fldCharType="begin"/>
           </w:r>
           <w:r>
-            <w:instrText xml:space="preserve"> PAGEREF _Toc21889 \h </w:instrText>
+            <w:instrText xml:space="preserve"> PAGEREF _Toc13924 \h </w:instrText>
           </w:r>
           <w:r>
             <w:fldChar w:fldCharType="separate"/>
@@ -1815,7 +1815,7 @@
               <w:rFonts w:hint="eastAsia" w:ascii="Microsoft JhengHei" w:hAnsi="Microsoft JhengHei" w:eastAsia="Microsoft JhengHei" w:cs="Microsoft JhengHei"/>
               <w:szCs w:val="24"/>
             </w:rPr>
-            <w:instrText xml:space="preserve"> HYPERLINK \l _Toc28230 </w:instrText>
+            <w:instrText xml:space="preserve"> HYPERLINK \l _Toc18576 </w:instrText>
           </w:r>
           <w:r>
             <w:rPr>
@@ -1840,7 +1840,7 @@
             <w:fldChar w:fldCharType="begin"/>
           </w:r>
           <w:r>
-            <w:instrText xml:space="preserve"> PAGEREF _Toc28230 \h </w:instrText>
+            <w:instrText xml:space="preserve"> PAGEREF _Toc18576 \h </w:instrText>
           </w:r>
           <w:r>
             <w:fldChar w:fldCharType="separate"/>
@@ -1878,7 +1878,7 @@
               <w:rFonts w:hint="eastAsia" w:ascii="Microsoft JhengHei" w:hAnsi="Microsoft JhengHei" w:eastAsia="Microsoft JhengHei" w:cs="Microsoft JhengHei"/>
               <w:szCs w:val="24"/>
             </w:rPr>
-            <w:instrText xml:space="preserve"> HYPERLINK \l _Toc7438 </w:instrText>
+            <w:instrText xml:space="preserve"> HYPERLINK \l _Toc25095 </w:instrText>
           </w:r>
           <w:r>
             <w:rPr>
@@ -1903,7 +1903,7 @@
             <w:fldChar w:fldCharType="begin"/>
           </w:r>
           <w:r>
-            <w:instrText xml:space="preserve"> PAGEREF _Toc7438 \h </w:instrText>
+            <w:instrText xml:space="preserve"> PAGEREF _Toc25095 \h </w:instrText>
           </w:r>
           <w:r>
             <w:fldChar w:fldCharType="separate"/>
@@ -1941,7 +1941,7 @@
               <w:rFonts w:hint="eastAsia" w:ascii="Microsoft JhengHei" w:hAnsi="Microsoft JhengHei" w:eastAsia="Microsoft JhengHei" w:cs="Microsoft JhengHei"/>
               <w:szCs w:val="24"/>
             </w:rPr>
-            <w:instrText xml:space="preserve"> HYPERLINK \l _Toc31457 </w:instrText>
+            <w:instrText xml:space="preserve"> HYPERLINK \l _Toc4193 </w:instrText>
           </w:r>
           <w:r>
             <w:rPr>
@@ -1966,7 +1966,7 @@
             <w:fldChar w:fldCharType="begin"/>
           </w:r>
           <w:r>
-            <w:instrText xml:space="preserve"> PAGEREF _Toc31457 \h </w:instrText>
+            <w:instrText xml:space="preserve"> PAGEREF _Toc4193 \h </w:instrText>
           </w:r>
           <w:r>
             <w:fldChar w:fldCharType="separate"/>
@@ -2004,7 +2004,7 @@
               <w:rFonts w:hint="eastAsia" w:ascii="Microsoft JhengHei" w:hAnsi="Microsoft JhengHei" w:eastAsia="Microsoft JhengHei" w:cs="Microsoft JhengHei"/>
               <w:szCs w:val="24"/>
             </w:rPr>
-            <w:instrText xml:space="preserve"> HYPERLINK \l _Toc25236 </w:instrText>
+            <w:instrText xml:space="preserve"> HYPERLINK \l _Toc5379 </w:instrText>
           </w:r>
           <w:r>
             <w:rPr>
@@ -2029,7 +2029,7 @@
             <w:fldChar w:fldCharType="begin"/>
           </w:r>
           <w:r>
-            <w:instrText xml:space="preserve"> PAGEREF _Toc25236 \h </w:instrText>
+            <w:instrText xml:space="preserve"> PAGEREF _Toc5379 \h </w:instrText>
           </w:r>
           <w:r>
             <w:fldChar w:fldCharType="separate"/>
@@ -2067,7 +2067,7 @@
               <w:rFonts w:hint="eastAsia" w:ascii="Microsoft JhengHei" w:hAnsi="Microsoft JhengHei" w:eastAsia="Microsoft JhengHei" w:cs="Microsoft JhengHei"/>
               <w:szCs w:val="24"/>
             </w:rPr>
-            <w:instrText xml:space="preserve"> HYPERLINK \l _Toc10473 </w:instrText>
+            <w:instrText xml:space="preserve"> HYPERLINK \l _Toc6199 </w:instrText>
           </w:r>
           <w:r>
             <w:rPr>
@@ -2092,7 +2092,7 @@
             <w:fldChar w:fldCharType="begin"/>
           </w:r>
           <w:r>
-            <w:instrText xml:space="preserve"> PAGEREF _Toc10473 \h </w:instrText>
+            <w:instrText xml:space="preserve"> PAGEREF _Toc6199 \h </w:instrText>
           </w:r>
           <w:r>
             <w:fldChar w:fldCharType="separate"/>
@@ -2130,7 +2130,7 @@
               <w:rFonts w:hint="eastAsia" w:ascii="Microsoft JhengHei" w:hAnsi="Microsoft JhengHei" w:eastAsia="Microsoft JhengHei" w:cs="Microsoft JhengHei"/>
               <w:szCs w:val="24"/>
             </w:rPr>
-            <w:instrText xml:space="preserve"> HYPERLINK \l _Toc6863 </w:instrText>
+            <w:instrText xml:space="preserve"> HYPERLINK \l _Toc23233 </w:instrText>
           </w:r>
           <w:r>
             <w:rPr>
@@ -2155,7 +2155,7 @@
             <w:fldChar w:fldCharType="begin"/>
           </w:r>
           <w:r>
-            <w:instrText xml:space="preserve"> PAGEREF _Toc6863 \h </w:instrText>
+            <w:instrText xml:space="preserve"> PAGEREF _Toc23233 \h </w:instrText>
           </w:r>
           <w:r>
             <w:fldChar w:fldCharType="separate"/>
@@ -2193,7 +2193,7 @@
               <w:rFonts w:hint="eastAsia" w:ascii="Microsoft JhengHei" w:hAnsi="Microsoft JhengHei" w:eastAsia="Microsoft JhengHei" w:cs="Microsoft JhengHei"/>
               <w:szCs w:val="24"/>
             </w:rPr>
-            <w:instrText xml:space="preserve"> HYPERLINK \l _Toc32473 </w:instrText>
+            <w:instrText xml:space="preserve"> HYPERLINK \l _Toc28773 </w:instrText>
           </w:r>
           <w:r>
             <w:rPr>
@@ -2218,7 +2218,7 @@
             <w:fldChar w:fldCharType="begin"/>
           </w:r>
           <w:r>
-            <w:instrText xml:space="preserve"> PAGEREF _Toc32473 \h </w:instrText>
+            <w:instrText xml:space="preserve"> PAGEREF _Toc28773 \h </w:instrText>
           </w:r>
           <w:r>
             <w:fldChar w:fldCharType="separate"/>
@@ -2256,7 +2256,7 @@
               <w:rFonts w:hint="eastAsia" w:ascii="Microsoft JhengHei" w:hAnsi="Microsoft JhengHei" w:eastAsia="Microsoft JhengHei" w:cs="Microsoft JhengHei"/>
               <w:szCs w:val="24"/>
             </w:rPr>
-            <w:instrText xml:space="preserve"> HYPERLINK \l _Toc19518 </w:instrText>
+            <w:instrText xml:space="preserve"> HYPERLINK \l _Toc4771 </w:instrText>
           </w:r>
           <w:r>
             <w:rPr>
@@ -2281,7 +2281,7 @@
             <w:fldChar w:fldCharType="begin"/>
           </w:r>
           <w:r>
-            <w:instrText xml:space="preserve"> PAGEREF _Toc19518 \h </w:instrText>
+            <w:instrText xml:space="preserve"> PAGEREF _Toc4771 \h </w:instrText>
           </w:r>
           <w:r>
             <w:fldChar w:fldCharType="separate"/>
@@ -2319,7 +2319,7 @@
               <w:rFonts w:hint="eastAsia" w:ascii="Microsoft JhengHei" w:hAnsi="Microsoft JhengHei" w:eastAsia="Microsoft JhengHei" w:cs="Microsoft JhengHei"/>
               <w:szCs w:val="24"/>
             </w:rPr>
-            <w:instrText xml:space="preserve"> HYPERLINK \l _Toc17271 </w:instrText>
+            <w:instrText xml:space="preserve"> HYPERLINK \l _Toc20889 </w:instrText>
           </w:r>
           <w:r>
             <w:rPr>
@@ -2344,7 +2344,7 @@
             <w:fldChar w:fldCharType="begin"/>
           </w:r>
           <w:r>
-            <w:instrText xml:space="preserve"> PAGEREF _Toc17271 \h </w:instrText>
+            <w:instrText xml:space="preserve"> PAGEREF _Toc20889 \h </w:instrText>
           </w:r>
           <w:r>
             <w:fldChar w:fldCharType="separate"/>
@@ -2382,7 +2382,7 @@
               <w:rFonts w:hint="eastAsia" w:ascii="Microsoft JhengHei" w:hAnsi="Microsoft JhengHei" w:eastAsia="Microsoft JhengHei" w:cs="Microsoft JhengHei"/>
               <w:szCs w:val="24"/>
             </w:rPr>
-            <w:instrText xml:space="preserve"> HYPERLINK \l _Toc7103 </w:instrText>
+            <w:instrText xml:space="preserve"> HYPERLINK \l _Toc30226 </w:instrText>
           </w:r>
           <w:r>
             <w:rPr>
@@ -2407,7 +2407,7 @@
             <w:fldChar w:fldCharType="begin"/>
           </w:r>
           <w:r>
-            <w:instrText xml:space="preserve"> PAGEREF _Toc7103 \h </w:instrText>
+            <w:instrText xml:space="preserve"> PAGEREF _Toc30226 \h </w:instrText>
           </w:r>
           <w:r>
             <w:fldChar w:fldCharType="separate"/>
@@ -2445,7 +2445,7 @@
               <w:rFonts w:hint="eastAsia" w:ascii="Microsoft JhengHei" w:hAnsi="Microsoft JhengHei" w:eastAsia="Microsoft JhengHei" w:cs="Microsoft JhengHei"/>
               <w:szCs w:val="24"/>
             </w:rPr>
-            <w:instrText xml:space="preserve"> HYPERLINK \l _Toc1147 </w:instrText>
+            <w:instrText xml:space="preserve"> HYPERLINK \l _Toc11592 </w:instrText>
           </w:r>
           <w:r>
             <w:rPr>
@@ -2470,7 +2470,7 @@
             <w:fldChar w:fldCharType="begin"/>
           </w:r>
           <w:r>
-            <w:instrText xml:space="preserve"> PAGEREF _Toc1147 \h </w:instrText>
+            <w:instrText xml:space="preserve"> PAGEREF _Toc11592 \h </w:instrText>
           </w:r>
           <w:r>
             <w:fldChar w:fldCharType="separate"/>
@@ -2508,7 +2508,7 @@
               <w:rFonts w:hint="eastAsia" w:ascii="Microsoft JhengHei" w:hAnsi="Microsoft JhengHei" w:eastAsia="Microsoft JhengHei" w:cs="Microsoft JhengHei"/>
               <w:szCs w:val="24"/>
             </w:rPr>
-            <w:instrText xml:space="preserve"> HYPERLINK \l _Toc13118 </w:instrText>
+            <w:instrText xml:space="preserve"> HYPERLINK \l _Toc32691 </w:instrText>
           </w:r>
           <w:r>
             <w:rPr>
@@ -2533,7 +2533,7 @@
             <w:fldChar w:fldCharType="begin"/>
           </w:r>
           <w:r>
-            <w:instrText xml:space="preserve"> PAGEREF _Toc13118 \h </w:instrText>
+            <w:instrText xml:space="preserve"> PAGEREF _Toc32691 \h </w:instrText>
           </w:r>
           <w:r>
             <w:fldChar w:fldCharType="separate"/>
@@ -2571,7 +2571,7 @@
               <w:rFonts w:hint="eastAsia" w:ascii="Microsoft JhengHei" w:hAnsi="Microsoft JhengHei" w:eastAsia="Microsoft JhengHei" w:cs="Microsoft JhengHei"/>
               <w:szCs w:val="24"/>
             </w:rPr>
-            <w:instrText xml:space="preserve"> HYPERLINK \l _Toc29446 </w:instrText>
+            <w:instrText xml:space="preserve"> HYPERLINK \l _Toc11896 </w:instrText>
           </w:r>
           <w:r>
             <w:rPr>
@@ -2596,7 +2596,7 @@
             <w:fldChar w:fldCharType="begin"/>
           </w:r>
           <w:r>
-            <w:instrText xml:space="preserve"> PAGEREF _Toc29446 \h </w:instrText>
+            <w:instrText xml:space="preserve"> PAGEREF _Toc11896 \h </w:instrText>
           </w:r>
           <w:r>
             <w:fldChar w:fldCharType="separate"/>
@@ -2634,7 +2634,7 @@
               <w:rFonts w:hint="eastAsia" w:ascii="Microsoft JhengHei" w:hAnsi="Microsoft JhengHei" w:eastAsia="Microsoft JhengHei" w:cs="Microsoft JhengHei"/>
               <w:szCs w:val="24"/>
             </w:rPr>
-            <w:instrText xml:space="preserve"> HYPERLINK \l _Toc31401 </w:instrText>
+            <w:instrText xml:space="preserve"> HYPERLINK \l _Toc17798 </w:instrText>
           </w:r>
           <w:r>
             <w:rPr>
@@ -2659,7 +2659,7 @@
             <w:fldChar w:fldCharType="begin"/>
           </w:r>
           <w:r>
-            <w:instrText xml:space="preserve"> PAGEREF _Toc31401 \h </w:instrText>
+            <w:instrText xml:space="preserve"> PAGEREF _Toc17798 \h </w:instrText>
           </w:r>
           <w:r>
             <w:fldChar w:fldCharType="separate"/>
@@ -2697,7 +2697,7 @@
               <w:rFonts w:hint="eastAsia" w:ascii="Microsoft JhengHei" w:hAnsi="Microsoft JhengHei" w:eastAsia="Microsoft JhengHei" w:cs="Microsoft JhengHei"/>
               <w:szCs w:val="24"/>
             </w:rPr>
-            <w:instrText xml:space="preserve"> HYPERLINK \l _Toc19769 </w:instrText>
+            <w:instrText xml:space="preserve"> HYPERLINK \l _Toc5625 </w:instrText>
           </w:r>
           <w:r>
             <w:rPr>
@@ -2722,7 +2722,7 @@
             <w:fldChar w:fldCharType="begin"/>
           </w:r>
           <w:r>
-            <w:instrText xml:space="preserve"> PAGEREF _Toc19769 \h </w:instrText>
+            <w:instrText xml:space="preserve"> PAGEREF _Toc5625 \h </w:instrText>
           </w:r>
           <w:r>
             <w:fldChar w:fldCharType="separate"/>
@@ -2760,7 +2760,7 @@
               <w:rFonts w:hint="eastAsia" w:ascii="Microsoft JhengHei" w:hAnsi="Microsoft JhengHei" w:eastAsia="Microsoft JhengHei" w:cs="Microsoft JhengHei"/>
               <w:szCs w:val="24"/>
             </w:rPr>
-            <w:instrText xml:space="preserve"> HYPERLINK \l _Toc7630 </w:instrText>
+            <w:instrText xml:space="preserve"> HYPERLINK \l _Toc9404 </w:instrText>
           </w:r>
           <w:r>
             <w:rPr>
@@ -2785,7 +2785,7 @@
             <w:fldChar w:fldCharType="begin"/>
           </w:r>
           <w:r>
-            <w:instrText xml:space="preserve"> PAGEREF _Toc7630 \h </w:instrText>
+            <w:instrText xml:space="preserve"> PAGEREF _Toc9404 \h </w:instrText>
           </w:r>
           <w:r>
             <w:fldChar w:fldCharType="separate"/>
@@ -2823,7 +2823,7 @@
               <w:rFonts w:hint="eastAsia" w:ascii="Microsoft JhengHei" w:hAnsi="Microsoft JhengHei" w:eastAsia="Microsoft JhengHei" w:cs="Microsoft JhengHei"/>
               <w:szCs w:val="24"/>
             </w:rPr>
-            <w:instrText xml:space="preserve"> HYPERLINK \l _Toc1330 </w:instrText>
+            <w:instrText xml:space="preserve"> HYPERLINK \l _Toc30026 </w:instrText>
           </w:r>
           <w:r>
             <w:rPr>
@@ -2848,7 +2848,7 @@
             <w:fldChar w:fldCharType="begin"/>
           </w:r>
           <w:r>
-            <w:instrText xml:space="preserve"> PAGEREF _Toc1330 \h </w:instrText>
+            <w:instrText xml:space="preserve"> PAGEREF _Toc30026 \h </w:instrText>
           </w:r>
           <w:r>
             <w:fldChar w:fldCharType="separate"/>
@@ -2886,7 +2886,7 @@
               <w:rFonts w:hint="eastAsia" w:ascii="Microsoft JhengHei" w:hAnsi="Microsoft JhengHei" w:eastAsia="Microsoft JhengHei" w:cs="Microsoft JhengHei"/>
               <w:szCs w:val="24"/>
             </w:rPr>
-            <w:instrText xml:space="preserve"> HYPERLINK \l _Toc28104 </w:instrText>
+            <w:instrText xml:space="preserve"> HYPERLINK \l _Toc21899 </w:instrText>
           </w:r>
           <w:r>
             <w:rPr>
@@ -2911,7 +2911,7 @@
             <w:fldChar w:fldCharType="begin"/>
           </w:r>
           <w:r>
-            <w:instrText xml:space="preserve"> PAGEREF _Toc28104 \h </w:instrText>
+            <w:instrText xml:space="preserve"> PAGEREF _Toc21899 \h </w:instrText>
           </w:r>
           <w:r>
             <w:fldChar w:fldCharType="separate"/>
@@ -2949,7 +2949,7 @@
               <w:rFonts w:hint="eastAsia" w:ascii="Microsoft JhengHei" w:hAnsi="Microsoft JhengHei" w:eastAsia="Microsoft JhengHei" w:cs="Microsoft JhengHei"/>
               <w:szCs w:val="24"/>
             </w:rPr>
-            <w:instrText xml:space="preserve"> HYPERLINK \l _Toc6451 </w:instrText>
+            <w:instrText xml:space="preserve"> HYPERLINK \l _Toc9659 </w:instrText>
           </w:r>
           <w:r>
             <w:rPr>
@@ -2974,7 +2974,7 @@
             <w:fldChar w:fldCharType="begin"/>
           </w:r>
           <w:r>
-            <w:instrText xml:space="preserve"> PAGEREF _Toc6451 \h </w:instrText>
+            <w:instrText xml:space="preserve"> PAGEREF _Toc9659 \h </w:instrText>
           </w:r>
           <w:r>
             <w:fldChar w:fldCharType="separate"/>
@@ -3012,7 +3012,7 @@
               <w:rFonts w:hint="eastAsia" w:ascii="Microsoft JhengHei" w:hAnsi="Microsoft JhengHei" w:eastAsia="Microsoft JhengHei" w:cs="Microsoft JhengHei"/>
               <w:szCs w:val="24"/>
             </w:rPr>
-            <w:instrText xml:space="preserve"> HYPERLINK \l _Toc25374 </w:instrText>
+            <w:instrText xml:space="preserve"> HYPERLINK \l _Toc28228 </w:instrText>
           </w:r>
           <w:r>
             <w:rPr>
@@ -3037,7 +3037,7 @@
             <w:fldChar w:fldCharType="begin"/>
           </w:r>
           <w:r>
-            <w:instrText xml:space="preserve"> PAGEREF _Toc25374 \h </w:instrText>
+            <w:instrText xml:space="preserve"> PAGEREF _Toc28228 \h </w:instrText>
           </w:r>
           <w:r>
             <w:fldChar w:fldCharType="separate"/>
@@ -3075,7 +3075,7 @@
               <w:rFonts w:hint="eastAsia" w:ascii="Microsoft JhengHei" w:hAnsi="Microsoft JhengHei" w:eastAsia="Microsoft JhengHei" w:cs="Microsoft JhengHei"/>
               <w:szCs w:val="24"/>
             </w:rPr>
-            <w:instrText xml:space="preserve"> HYPERLINK \l _Toc28098 </w:instrText>
+            <w:instrText xml:space="preserve"> HYPERLINK \l _Toc1420 </w:instrText>
           </w:r>
           <w:r>
             <w:rPr>
@@ -3100,7 +3100,7 @@
             <w:fldChar w:fldCharType="begin"/>
           </w:r>
           <w:r>
-            <w:instrText xml:space="preserve"> PAGEREF _Toc28098 \h </w:instrText>
+            <w:instrText xml:space="preserve"> PAGEREF _Toc1420 \h </w:instrText>
           </w:r>
           <w:r>
             <w:fldChar w:fldCharType="separate"/>
@@ -3207,7 +3207,7 @@
         <w:snapToGrid w:val="0"/>
         <w:textAlignment w:val="baseline"/>
       </w:pPr>
-      <w:bookmarkStart w:id="3" w:name="_Toc21889"/>
+      <w:bookmarkStart w:id="3" w:name="_Toc13924"/>
       <w:r>
         <w:t>目的</w:t>
       </w:r>
@@ -3401,7 +3401,7 @@
         <w:snapToGrid w:val="0"/>
         <w:textAlignment w:val="baseline"/>
       </w:pPr>
-      <w:bookmarkStart w:id="4" w:name="_Toc28230"/>
+      <w:bookmarkStart w:id="4" w:name="_Toc18576"/>
       <w:r>
         <w:t>术语、缩略词和定义</w:t>
       </w:r>
@@ -4399,7 +4399,7 @@
         <w:snapToGrid w:val="0"/>
         <w:textAlignment w:val="baseline"/>
       </w:pPr>
-      <w:bookmarkStart w:id="5" w:name="_Toc7438"/>
+      <w:bookmarkStart w:id="5" w:name="_Toc25095"/>
       <w:r>
         <w:t>角色与职责</w:t>
       </w:r>
@@ -5789,7 +5789,7 @@
         <w:snapToGrid w:val="0"/>
         <w:textAlignment w:val="baseline"/>
       </w:pPr>
-      <w:bookmarkStart w:id="6" w:name="_Toc31457"/>
+      <w:bookmarkStart w:id="6" w:name="_Toc4193"/>
       <w:r>
         <w:t>程序准则</w:t>
       </w:r>
@@ -5815,7 +5815,7 @@
       </w:pPr>
       <w:bookmarkStart w:id="7" w:name="bookmark24"/>
       <w:bookmarkEnd w:id="7"/>
-      <w:bookmarkStart w:id="8" w:name="_Toc25236"/>
+      <w:bookmarkStart w:id="8" w:name="_Toc5379"/>
       <w:r>
         <w:t>关闭原则</w:t>
       </w:r>
@@ -5943,7 +5943,7 @@
         <w:snapToGrid w:val="0"/>
         <w:textAlignment w:val="baseline"/>
       </w:pPr>
-      <w:bookmarkStart w:id="9" w:name="_Toc10473"/>
+      <w:bookmarkStart w:id="9" w:name="_Toc6199"/>
       <w:r>
         <w:t>流程关联原则</w:t>
       </w:r>
@@ -6095,7 +6095,7 @@
       </w:pPr>
       <w:bookmarkStart w:id="10" w:name="bookmark1"/>
       <w:bookmarkEnd w:id="10"/>
-      <w:bookmarkStart w:id="11" w:name="_Toc6863"/>
+      <w:bookmarkStart w:id="11" w:name="_Toc23233"/>
       <w:r>
         <w:t>输入、输出及出口准则</w:t>
       </w:r>
@@ -6119,7 +6119,7 @@
         <w:snapToGrid w:val="0"/>
         <w:textAlignment w:val="baseline"/>
       </w:pPr>
-      <w:bookmarkStart w:id="12" w:name="_Toc32473"/>
+      <w:bookmarkStart w:id="12" w:name="_Toc28773"/>
       <w:r>
         <w:t>输入</w:t>
       </w:r>
@@ -6960,7 +6960,7 @@
         <w:snapToGrid w:val="0"/>
         <w:textAlignment w:val="baseline"/>
       </w:pPr>
-      <w:bookmarkStart w:id="13" w:name="_Toc19518"/>
+      <w:bookmarkStart w:id="13" w:name="_Toc4771"/>
       <w:r>
         <w:t>输出</w:t>
       </w:r>
@@ -7960,7 +7960,7 @@
         <w:snapToGrid w:val="0"/>
         <w:textAlignment w:val="baseline"/>
       </w:pPr>
-      <w:bookmarkStart w:id="14" w:name="_Toc17271"/>
+      <w:bookmarkStart w:id="14" w:name="_Toc20889"/>
       <w:r>
         <w:t>出口准则</w:t>
       </w:r>
@@ -8018,7 +8018,7 @@
         <w:snapToGrid w:val="0"/>
         <w:textAlignment w:val="baseline"/>
       </w:pPr>
-      <w:bookmarkStart w:id="15" w:name="_Toc7103"/>
+      <w:bookmarkStart w:id="15" w:name="_Toc30226"/>
       <w:r>
         <w:t>流程说明</w:t>
       </w:r>
@@ -8196,7 +8196,7 @@
         <w:snapToGrid w:val="0"/>
         <w:textAlignment w:val="baseline"/>
       </w:pPr>
-      <w:bookmarkStart w:id="16" w:name="_Toc1147"/>
+      <w:bookmarkStart w:id="16" w:name="_Toc11592"/>
       <w:r>
         <w:t>流程图</w:t>
       </w:r>
@@ -8325,7 +8325,7 @@
         <w:snapToGrid w:val="0"/>
         <w:textAlignment w:val="baseline"/>
       </w:pPr>
-      <w:bookmarkStart w:id="17" w:name="_Toc13118"/>
+      <w:bookmarkStart w:id="17" w:name="_Toc32691"/>
       <w:r>
         <w:t>子流程</w:t>
       </w:r>
@@ -8351,7 +8351,7 @@
       </w:pPr>
       <w:bookmarkStart w:id="18" w:name="bookmark25"/>
       <w:bookmarkEnd w:id="18"/>
-      <w:bookmarkStart w:id="19" w:name="_Toc29446"/>
+      <w:bookmarkStart w:id="19" w:name="_Toc11896"/>
       <w:r>
         <w:t>一线处理解决流程</w:t>
       </w:r>
@@ -10875,7 +10875,7 @@
         <w:snapToGrid w:val="0"/>
         <w:textAlignment w:val="baseline"/>
       </w:pPr>
-      <w:bookmarkStart w:id="20" w:name="_Toc31401"/>
+      <w:bookmarkStart w:id="20" w:name="_Toc17798"/>
       <w:r>
         <w:t>二线处理解决流程</w:t>
       </w:r>
@@ -12856,7 +12856,7 @@
         <w:snapToGrid w:val="0"/>
         <w:textAlignment w:val="baseline"/>
       </w:pPr>
-      <w:bookmarkStart w:id="21" w:name="_Toc19769"/>
+      <w:bookmarkStart w:id="21" w:name="_Toc5625"/>
       <w:r>
         <w:t>事件等级及升级机制</w:t>
       </w:r>
@@ -12880,7 +12880,7 @@
         <w:snapToGrid w:val="0"/>
         <w:textAlignment w:val="baseline"/>
       </w:pPr>
-      <w:bookmarkStart w:id="22" w:name="_Toc7630"/>
+      <w:bookmarkStart w:id="22" w:name="_Toc9404"/>
       <w:r>
         <w:t>事件等级划分</w:t>
       </w:r>
@@ -13585,7 +13585,7 @@
         <w:snapToGrid w:val="0"/>
         <w:textAlignment w:val="baseline"/>
       </w:pPr>
-      <w:bookmarkStart w:id="23" w:name="_Toc1330"/>
+      <w:bookmarkStart w:id="23" w:name="_Toc30026"/>
       <w:r>
         <w:t>事件升级机制</w:t>
       </w:r>
@@ -13635,7 +13635,7 @@
         <w:snapToGrid w:val="0"/>
         <w:textAlignment w:val="baseline"/>
       </w:pPr>
-      <w:bookmarkStart w:id="24" w:name="_Toc28104"/>
+      <w:bookmarkStart w:id="24" w:name="_Toc21899"/>
       <w:r>
         <w:t>事件类别和产生原因描述</w:t>
       </w:r>
@@ -17329,7 +17329,7 @@
         <w:snapToGrid w:val="0"/>
         <w:textAlignment w:val="baseline"/>
       </w:pPr>
-      <w:bookmarkStart w:id="25" w:name="_Toc6451"/>
+      <w:bookmarkStart w:id="25" w:name="_Toc9659"/>
       <w:r>
         <w:t>关键绩效指标</w:t>
       </w:r>
@@ -18392,7 +18392,7 @@
         <w:snapToGrid w:val="0"/>
         <w:textAlignment w:val="baseline"/>
       </w:pPr>
-      <w:bookmarkStart w:id="26" w:name="_Toc25374"/>
+      <w:bookmarkStart w:id="26" w:name="_Toc28228"/>
       <w:r>
         <w:t>相关文件及模板</w:t>
       </w:r>
@@ -18418,7 +18418,7 @@
       </w:pPr>
       <w:bookmarkStart w:id="27" w:name="bookmark26"/>
       <w:bookmarkEnd w:id="27"/>
-      <w:bookmarkStart w:id="28" w:name="_Toc28098"/>
+      <w:bookmarkStart w:id="28" w:name="_Toc1420"/>
       <w:r>
         <w:t>文档模板</w:t>
       </w:r>

--- a/6-过程管理/流程制度规范类文件/060104-服务事件管理程序.docx
+++ b/6-过程管理/流程制度规范类文件/060104-服务事件管理程序.docx
@@ -39,7 +39,7 @@
         <w:snapToGrid w:val="0"/>
         <w:textAlignment w:val="baseline"/>
       </w:pPr>
-      <w:bookmarkStart w:id="0" w:name="_Toc20355"/>
+      <w:bookmarkStart w:id="0" w:name="_Toc30576"/>
       <w:r>
         <w:t>服务事件管理程序</w:t>
       </w:r>
@@ -63,7 +63,7 @@
         <w:snapToGrid w:val="0"/>
         <w:textAlignment w:val="baseline"/>
       </w:pPr>
-      <w:bookmarkStart w:id="1" w:name="_Toc22391"/>
+      <w:bookmarkStart w:id="1" w:name="_Toc1513"/>
       <w:r>
         <w:t>中达丰集团有限公司</w:t>
       </w:r>
@@ -93,6 +93,7 @@
           <w:szCs w:val="36"/>
         </w:rPr>
       </w:pPr>
+      <w:bookmarkStart w:id="29" w:name="_GoBack"/>
       <w:r>
         <w:rPr>
           <w:rFonts w:ascii="宋体" w:hAnsi="宋体" w:eastAsia="宋体" w:cs="宋体"/>
@@ -100,7 +101,17 @@
           <w:sz w:val="36"/>
           <w:szCs w:val="36"/>
         </w:rPr>
-        <w:t>2025-0</w:t>
+        <w:t>2025</w:t>
+      </w:r>
+      <w:bookmarkEnd w:id="29"/>
+      <w:r>
+        <w:rPr>
+          <w:rFonts w:ascii="宋体" w:hAnsi="宋体" w:eastAsia="宋体" w:cs="宋体"/>
+          <w:spacing w:val="-2"/>
+          <w:sz w:val="36"/>
+          <w:szCs w:val="36"/>
+        </w:rPr>
+        <w:t>-0</w:t>
       </w:r>
       <w:r>
         <w:rPr>
@@ -195,7 +206,7 @@
         <w:textAlignment w:val="baseline"/>
         <w:outlineLvl w:val="0"/>
       </w:pPr>
-      <w:bookmarkStart w:id="2" w:name="_Toc13300"/>
+      <w:bookmarkStart w:id="2" w:name="_Toc3660"/>
       <w:r>
         <w:rPr>
           <w:rFonts w:ascii="宋体" w:hAnsi="宋体" w:eastAsia="宋体" w:cs="宋体"/>
@@ -1538,8 +1549,6 @@
               <w:tab w:val="right" w:leader="dot" w:pos="8492"/>
             </w:tabs>
           </w:pPr>
-          <w:bookmarkStart w:id="29" w:name="_GoBack"/>
-          <w:bookmarkEnd w:id="29"/>
           <w:r>
             <w:rPr>
               <w:rFonts w:hint="eastAsia" w:ascii="Microsoft JhengHei" w:hAnsi="Microsoft JhengHei" w:eastAsia="Microsoft JhengHei" w:cs="Microsoft JhengHei"/>
@@ -1576,7 +1585,7 @@
               <w:rFonts w:hint="eastAsia" w:ascii="Microsoft JhengHei" w:hAnsi="Microsoft JhengHei" w:eastAsia="Microsoft JhengHei" w:cs="Microsoft JhengHei"/>
               <w:szCs w:val="24"/>
             </w:rPr>
-            <w:instrText xml:space="preserve"> HYPERLINK \l _Toc20355 </w:instrText>
+            <w:instrText xml:space="preserve"> HYPERLINK \l _Toc30576 </w:instrText>
           </w:r>
           <w:r>
             <w:rPr>
@@ -1595,7 +1604,7 @@
             <w:fldChar w:fldCharType="begin"/>
           </w:r>
           <w:r>
-            <w:instrText xml:space="preserve"> PAGEREF _Toc20355 \h </w:instrText>
+            <w:instrText xml:space="preserve"> PAGEREF _Toc30576 \h </w:instrText>
           </w:r>
           <w:r>
             <w:fldChar w:fldCharType="separate"/>
@@ -1633,7 +1642,7 @@
               <w:rFonts w:hint="eastAsia" w:ascii="Microsoft JhengHei" w:hAnsi="Microsoft JhengHei" w:eastAsia="Microsoft JhengHei" w:cs="Microsoft JhengHei"/>
               <w:szCs w:val="24"/>
             </w:rPr>
-            <w:instrText xml:space="preserve"> HYPERLINK \l _Toc22391 </w:instrText>
+            <w:instrText xml:space="preserve"> HYPERLINK \l _Toc1513 </w:instrText>
           </w:r>
           <w:r>
             <w:rPr>
@@ -1652,7 +1661,7 @@
             <w:fldChar w:fldCharType="begin"/>
           </w:r>
           <w:r>
-            <w:instrText xml:space="preserve"> PAGEREF _Toc22391 \h </w:instrText>
+            <w:instrText xml:space="preserve"> PAGEREF _Toc1513 \h </w:instrText>
           </w:r>
           <w:r>
             <w:fldChar w:fldCharType="separate"/>
@@ -1690,7 +1699,7 @@
               <w:rFonts w:hint="eastAsia" w:ascii="Microsoft JhengHei" w:hAnsi="Microsoft JhengHei" w:eastAsia="Microsoft JhengHei" w:cs="Microsoft JhengHei"/>
               <w:szCs w:val="24"/>
             </w:rPr>
-            <w:instrText xml:space="preserve"> HYPERLINK \l _Toc13300 </w:instrText>
+            <w:instrText xml:space="preserve"> HYPERLINK \l _Toc3660 </w:instrText>
           </w:r>
           <w:r>
             <w:rPr>
@@ -1714,7 +1723,7 @@
             <w:fldChar w:fldCharType="begin"/>
           </w:r>
           <w:r>
-            <w:instrText xml:space="preserve"> PAGEREF _Toc13300 \h </w:instrText>
+            <w:instrText xml:space="preserve"> PAGEREF _Toc3660 \h </w:instrText>
           </w:r>
           <w:r>
             <w:fldChar w:fldCharType="separate"/>
@@ -1752,7 +1761,7 @@
               <w:rFonts w:hint="eastAsia" w:ascii="Microsoft JhengHei" w:hAnsi="Microsoft JhengHei" w:eastAsia="Microsoft JhengHei" w:cs="Microsoft JhengHei"/>
               <w:szCs w:val="24"/>
             </w:rPr>
-            <w:instrText xml:space="preserve"> HYPERLINK \l _Toc13924 </w:instrText>
+            <w:instrText xml:space="preserve"> HYPERLINK \l _Toc27945 </w:instrText>
           </w:r>
           <w:r>
             <w:rPr>
@@ -1777,7 +1786,7 @@
             <w:fldChar w:fldCharType="begin"/>
           </w:r>
           <w:r>
-            <w:instrText xml:space="preserve"> PAGEREF _Toc13924 \h </w:instrText>
+            <w:instrText xml:space="preserve"> PAGEREF _Toc27945 \h </w:instrText>
           </w:r>
           <w:r>
             <w:fldChar w:fldCharType="separate"/>
@@ -1815,7 +1824,7 @@
               <w:rFonts w:hint="eastAsia" w:ascii="Microsoft JhengHei" w:hAnsi="Microsoft JhengHei" w:eastAsia="Microsoft JhengHei" w:cs="Microsoft JhengHei"/>
               <w:szCs w:val="24"/>
             </w:rPr>
-            <w:instrText xml:space="preserve"> HYPERLINK \l _Toc18576 </w:instrText>
+            <w:instrText xml:space="preserve"> HYPERLINK \l _Toc28210 </w:instrText>
           </w:r>
           <w:r>
             <w:rPr>
@@ -1840,7 +1849,7 @@
             <w:fldChar w:fldCharType="begin"/>
           </w:r>
           <w:r>
-            <w:instrText xml:space="preserve"> PAGEREF _Toc18576 \h </w:instrText>
+            <w:instrText xml:space="preserve"> PAGEREF _Toc28210 \h </w:instrText>
           </w:r>
           <w:r>
             <w:fldChar w:fldCharType="separate"/>
@@ -1878,7 +1887,7 @@
               <w:rFonts w:hint="eastAsia" w:ascii="Microsoft JhengHei" w:hAnsi="Microsoft JhengHei" w:eastAsia="Microsoft JhengHei" w:cs="Microsoft JhengHei"/>
               <w:szCs w:val="24"/>
             </w:rPr>
-            <w:instrText xml:space="preserve"> HYPERLINK \l _Toc25095 </w:instrText>
+            <w:instrText xml:space="preserve"> HYPERLINK \l _Toc16681 </w:instrText>
           </w:r>
           <w:r>
             <w:rPr>
@@ -1903,7 +1912,7 @@
             <w:fldChar w:fldCharType="begin"/>
           </w:r>
           <w:r>
-            <w:instrText xml:space="preserve"> PAGEREF _Toc25095 \h </w:instrText>
+            <w:instrText xml:space="preserve"> PAGEREF _Toc16681 \h </w:instrText>
           </w:r>
           <w:r>
             <w:fldChar w:fldCharType="separate"/>
@@ -1941,7 +1950,7 @@
               <w:rFonts w:hint="eastAsia" w:ascii="Microsoft JhengHei" w:hAnsi="Microsoft JhengHei" w:eastAsia="Microsoft JhengHei" w:cs="Microsoft JhengHei"/>
               <w:szCs w:val="24"/>
             </w:rPr>
-            <w:instrText xml:space="preserve"> HYPERLINK \l _Toc4193 </w:instrText>
+            <w:instrText xml:space="preserve"> HYPERLINK \l _Toc31036 </w:instrText>
           </w:r>
           <w:r>
             <w:rPr>
@@ -1966,7 +1975,7 @@
             <w:fldChar w:fldCharType="begin"/>
           </w:r>
           <w:r>
-            <w:instrText xml:space="preserve"> PAGEREF _Toc4193 \h </w:instrText>
+            <w:instrText xml:space="preserve"> PAGEREF _Toc31036 \h </w:instrText>
           </w:r>
           <w:r>
             <w:fldChar w:fldCharType="separate"/>
@@ -2004,7 +2013,7 @@
               <w:rFonts w:hint="eastAsia" w:ascii="Microsoft JhengHei" w:hAnsi="Microsoft JhengHei" w:eastAsia="Microsoft JhengHei" w:cs="Microsoft JhengHei"/>
               <w:szCs w:val="24"/>
             </w:rPr>
-            <w:instrText xml:space="preserve"> HYPERLINK \l _Toc5379 </w:instrText>
+            <w:instrText xml:space="preserve"> HYPERLINK \l _Toc25743 </w:instrText>
           </w:r>
           <w:r>
             <w:rPr>
@@ -2029,7 +2038,7 @@
             <w:fldChar w:fldCharType="begin"/>
           </w:r>
           <w:r>
-            <w:instrText xml:space="preserve"> PAGEREF _Toc5379 \h </w:instrText>
+            <w:instrText xml:space="preserve"> PAGEREF _Toc25743 \h </w:instrText>
           </w:r>
           <w:r>
             <w:fldChar w:fldCharType="separate"/>
@@ -2067,7 +2076,7 @@
               <w:rFonts w:hint="eastAsia" w:ascii="Microsoft JhengHei" w:hAnsi="Microsoft JhengHei" w:eastAsia="Microsoft JhengHei" w:cs="Microsoft JhengHei"/>
               <w:szCs w:val="24"/>
             </w:rPr>
-            <w:instrText xml:space="preserve"> HYPERLINK \l _Toc6199 </w:instrText>
+            <w:instrText xml:space="preserve"> HYPERLINK \l _Toc13475 </w:instrText>
           </w:r>
           <w:r>
             <w:rPr>
@@ -2092,7 +2101,7 @@
             <w:fldChar w:fldCharType="begin"/>
           </w:r>
           <w:r>
-            <w:instrText xml:space="preserve"> PAGEREF _Toc6199 \h </w:instrText>
+            <w:instrText xml:space="preserve"> PAGEREF _Toc13475 \h </w:instrText>
           </w:r>
           <w:r>
             <w:fldChar w:fldCharType="separate"/>
@@ -2130,7 +2139,7 @@
               <w:rFonts w:hint="eastAsia" w:ascii="Microsoft JhengHei" w:hAnsi="Microsoft JhengHei" w:eastAsia="Microsoft JhengHei" w:cs="Microsoft JhengHei"/>
               <w:szCs w:val="24"/>
             </w:rPr>
-            <w:instrText xml:space="preserve"> HYPERLINK \l _Toc23233 </w:instrText>
+            <w:instrText xml:space="preserve"> HYPERLINK \l _Toc26670 </w:instrText>
           </w:r>
           <w:r>
             <w:rPr>
@@ -2155,7 +2164,7 @@
             <w:fldChar w:fldCharType="begin"/>
           </w:r>
           <w:r>
-            <w:instrText xml:space="preserve"> PAGEREF _Toc23233 \h </w:instrText>
+            <w:instrText xml:space="preserve"> PAGEREF _Toc26670 \h </w:instrText>
           </w:r>
           <w:r>
             <w:fldChar w:fldCharType="separate"/>
@@ -2193,7 +2202,7 @@
               <w:rFonts w:hint="eastAsia" w:ascii="Microsoft JhengHei" w:hAnsi="Microsoft JhengHei" w:eastAsia="Microsoft JhengHei" w:cs="Microsoft JhengHei"/>
               <w:szCs w:val="24"/>
             </w:rPr>
-            <w:instrText xml:space="preserve"> HYPERLINK \l _Toc28773 </w:instrText>
+            <w:instrText xml:space="preserve"> HYPERLINK \l _Toc5224 </w:instrText>
           </w:r>
           <w:r>
             <w:rPr>
@@ -2218,7 +2227,7 @@
             <w:fldChar w:fldCharType="begin"/>
           </w:r>
           <w:r>
-            <w:instrText xml:space="preserve"> PAGEREF _Toc28773 \h </w:instrText>
+            <w:instrText xml:space="preserve"> PAGEREF _Toc5224 \h </w:instrText>
           </w:r>
           <w:r>
             <w:fldChar w:fldCharType="separate"/>
@@ -2256,7 +2265,7 @@
               <w:rFonts w:hint="eastAsia" w:ascii="Microsoft JhengHei" w:hAnsi="Microsoft JhengHei" w:eastAsia="Microsoft JhengHei" w:cs="Microsoft JhengHei"/>
               <w:szCs w:val="24"/>
             </w:rPr>
-            <w:instrText xml:space="preserve"> HYPERLINK \l _Toc4771 </w:instrText>
+            <w:instrText xml:space="preserve"> HYPERLINK \l _Toc25753 </w:instrText>
           </w:r>
           <w:r>
             <w:rPr>
@@ -2281,7 +2290,7 @@
             <w:fldChar w:fldCharType="begin"/>
           </w:r>
           <w:r>
-            <w:instrText xml:space="preserve"> PAGEREF _Toc4771 \h </w:instrText>
+            <w:instrText xml:space="preserve"> PAGEREF _Toc25753 \h </w:instrText>
           </w:r>
           <w:r>
             <w:fldChar w:fldCharType="separate"/>
@@ -2319,7 +2328,7 @@
               <w:rFonts w:hint="eastAsia" w:ascii="Microsoft JhengHei" w:hAnsi="Microsoft JhengHei" w:eastAsia="Microsoft JhengHei" w:cs="Microsoft JhengHei"/>
               <w:szCs w:val="24"/>
             </w:rPr>
-            <w:instrText xml:space="preserve"> HYPERLINK \l _Toc20889 </w:instrText>
+            <w:instrText xml:space="preserve"> HYPERLINK \l _Toc14622 </w:instrText>
           </w:r>
           <w:r>
             <w:rPr>
@@ -2344,7 +2353,7 @@
             <w:fldChar w:fldCharType="begin"/>
           </w:r>
           <w:r>
-            <w:instrText xml:space="preserve"> PAGEREF _Toc20889 \h </w:instrText>
+            <w:instrText xml:space="preserve"> PAGEREF _Toc14622 \h </w:instrText>
           </w:r>
           <w:r>
             <w:fldChar w:fldCharType="separate"/>
@@ -2382,7 +2391,7 @@
               <w:rFonts w:hint="eastAsia" w:ascii="Microsoft JhengHei" w:hAnsi="Microsoft JhengHei" w:eastAsia="Microsoft JhengHei" w:cs="Microsoft JhengHei"/>
               <w:szCs w:val="24"/>
             </w:rPr>
-            <w:instrText xml:space="preserve"> HYPERLINK \l _Toc30226 </w:instrText>
+            <w:instrText xml:space="preserve"> HYPERLINK \l _Toc24885 </w:instrText>
           </w:r>
           <w:r>
             <w:rPr>
@@ -2407,7 +2416,7 @@
             <w:fldChar w:fldCharType="begin"/>
           </w:r>
           <w:r>
-            <w:instrText xml:space="preserve"> PAGEREF _Toc30226 \h </w:instrText>
+            <w:instrText xml:space="preserve"> PAGEREF _Toc24885 \h </w:instrText>
           </w:r>
           <w:r>
             <w:fldChar w:fldCharType="separate"/>
@@ -2445,7 +2454,7 @@
               <w:rFonts w:hint="eastAsia" w:ascii="Microsoft JhengHei" w:hAnsi="Microsoft JhengHei" w:eastAsia="Microsoft JhengHei" w:cs="Microsoft JhengHei"/>
               <w:szCs w:val="24"/>
             </w:rPr>
-            <w:instrText xml:space="preserve"> HYPERLINK \l _Toc11592 </w:instrText>
+            <w:instrText xml:space="preserve"> HYPERLINK \l _Toc22829 </w:instrText>
           </w:r>
           <w:r>
             <w:rPr>
@@ -2470,7 +2479,7 @@
             <w:fldChar w:fldCharType="begin"/>
           </w:r>
           <w:r>
-            <w:instrText xml:space="preserve"> PAGEREF _Toc11592 \h </w:instrText>
+            <w:instrText xml:space="preserve"> PAGEREF _Toc22829 \h </w:instrText>
           </w:r>
           <w:r>
             <w:fldChar w:fldCharType="separate"/>
@@ -2508,7 +2517,7 @@
               <w:rFonts w:hint="eastAsia" w:ascii="Microsoft JhengHei" w:hAnsi="Microsoft JhengHei" w:eastAsia="Microsoft JhengHei" w:cs="Microsoft JhengHei"/>
               <w:szCs w:val="24"/>
             </w:rPr>
-            <w:instrText xml:space="preserve"> HYPERLINK \l _Toc32691 </w:instrText>
+            <w:instrText xml:space="preserve"> HYPERLINK \l _Toc15616 </w:instrText>
           </w:r>
           <w:r>
             <w:rPr>
@@ -2533,7 +2542,7 @@
             <w:fldChar w:fldCharType="begin"/>
           </w:r>
           <w:r>
-            <w:instrText xml:space="preserve"> PAGEREF _Toc32691 \h </w:instrText>
+            <w:instrText xml:space="preserve"> PAGEREF _Toc15616 \h </w:instrText>
           </w:r>
           <w:r>
             <w:fldChar w:fldCharType="separate"/>
@@ -2571,7 +2580,7 @@
               <w:rFonts w:hint="eastAsia" w:ascii="Microsoft JhengHei" w:hAnsi="Microsoft JhengHei" w:eastAsia="Microsoft JhengHei" w:cs="Microsoft JhengHei"/>
               <w:szCs w:val="24"/>
             </w:rPr>
-            <w:instrText xml:space="preserve"> HYPERLINK \l _Toc11896 </w:instrText>
+            <w:instrText xml:space="preserve"> HYPERLINK \l _Toc6406 </w:instrText>
           </w:r>
           <w:r>
             <w:rPr>
@@ -2596,7 +2605,7 @@
             <w:fldChar w:fldCharType="begin"/>
           </w:r>
           <w:r>
-            <w:instrText xml:space="preserve"> PAGEREF _Toc11896 \h </w:instrText>
+            <w:instrText xml:space="preserve"> PAGEREF _Toc6406 \h </w:instrText>
           </w:r>
           <w:r>
             <w:fldChar w:fldCharType="separate"/>
@@ -2634,7 +2643,7 @@
               <w:rFonts w:hint="eastAsia" w:ascii="Microsoft JhengHei" w:hAnsi="Microsoft JhengHei" w:eastAsia="Microsoft JhengHei" w:cs="Microsoft JhengHei"/>
               <w:szCs w:val="24"/>
             </w:rPr>
-            <w:instrText xml:space="preserve"> HYPERLINK \l _Toc17798 </w:instrText>
+            <w:instrText xml:space="preserve"> HYPERLINK \l _Toc28262 </w:instrText>
           </w:r>
           <w:r>
             <w:rPr>
@@ -2659,7 +2668,7 @@
             <w:fldChar w:fldCharType="begin"/>
           </w:r>
           <w:r>
-            <w:instrText xml:space="preserve"> PAGEREF _Toc17798 \h </w:instrText>
+            <w:instrText xml:space="preserve"> PAGEREF _Toc28262 \h </w:instrText>
           </w:r>
           <w:r>
             <w:fldChar w:fldCharType="separate"/>
@@ -2697,7 +2706,7 @@
               <w:rFonts w:hint="eastAsia" w:ascii="Microsoft JhengHei" w:hAnsi="Microsoft JhengHei" w:eastAsia="Microsoft JhengHei" w:cs="Microsoft JhengHei"/>
               <w:szCs w:val="24"/>
             </w:rPr>
-            <w:instrText xml:space="preserve"> HYPERLINK \l _Toc5625 </w:instrText>
+            <w:instrText xml:space="preserve"> HYPERLINK \l _Toc29216 </w:instrText>
           </w:r>
           <w:r>
             <w:rPr>
@@ -2722,7 +2731,7 @@
             <w:fldChar w:fldCharType="begin"/>
           </w:r>
           <w:r>
-            <w:instrText xml:space="preserve"> PAGEREF _Toc5625 \h </w:instrText>
+            <w:instrText xml:space="preserve"> PAGEREF _Toc29216 \h </w:instrText>
           </w:r>
           <w:r>
             <w:fldChar w:fldCharType="separate"/>
@@ -2760,7 +2769,7 @@
               <w:rFonts w:hint="eastAsia" w:ascii="Microsoft JhengHei" w:hAnsi="Microsoft JhengHei" w:eastAsia="Microsoft JhengHei" w:cs="Microsoft JhengHei"/>
               <w:szCs w:val="24"/>
             </w:rPr>
-            <w:instrText xml:space="preserve"> HYPERLINK \l _Toc9404 </w:instrText>
+            <w:instrText xml:space="preserve"> HYPERLINK \l _Toc23253 </w:instrText>
           </w:r>
           <w:r>
             <w:rPr>
@@ -2785,7 +2794,7 @@
             <w:fldChar w:fldCharType="begin"/>
           </w:r>
           <w:r>
-            <w:instrText xml:space="preserve"> PAGEREF _Toc9404 \h </w:instrText>
+            <w:instrText xml:space="preserve"> PAGEREF _Toc23253 \h </w:instrText>
           </w:r>
           <w:r>
             <w:fldChar w:fldCharType="separate"/>
@@ -2823,7 +2832,7 @@
               <w:rFonts w:hint="eastAsia" w:ascii="Microsoft JhengHei" w:hAnsi="Microsoft JhengHei" w:eastAsia="Microsoft JhengHei" w:cs="Microsoft JhengHei"/>
               <w:szCs w:val="24"/>
             </w:rPr>
-            <w:instrText xml:space="preserve"> HYPERLINK \l _Toc30026 </w:instrText>
+            <w:instrText xml:space="preserve"> HYPERLINK \l _Toc1719 </w:instrText>
           </w:r>
           <w:r>
             <w:rPr>
@@ -2848,7 +2857,7 @@
             <w:fldChar w:fldCharType="begin"/>
           </w:r>
           <w:r>
-            <w:instrText xml:space="preserve"> PAGEREF _Toc30026 \h </w:instrText>
+            <w:instrText xml:space="preserve"> PAGEREF _Toc1719 \h </w:instrText>
           </w:r>
           <w:r>
             <w:fldChar w:fldCharType="separate"/>
@@ -2886,7 +2895,7 @@
               <w:rFonts w:hint="eastAsia" w:ascii="Microsoft JhengHei" w:hAnsi="Microsoft JhengHei" w:eastAsia="Microsoft JhengHei" w:cs="Microsoft JhengHei"/>
               <w:szCs w:val="24"/>
             </w:rPr>
-            <w:instrText xml:space="preserve"> HYPERLINK \l _Toc21899 </w:instrText>
+            <w:instrText xml:space="preserve"> HYPERLINK \l _Toc19451 </w:instrText>
           </w:r>
           <w:r>
             <w:rPr>
@@ -2911,7 +2920,7 @@
             <w:fldChar w:fldCharType="begin"/>
           </w:r>
           <w:r>
-            <w:instrText xml:space="preserve"> PAGEREF _Toc21899 \h </w:instrText>
+            <w:instrText xml:space="preserve"> PAGEREF _Toc19451 \h </w:instrText>
           </w:r>
           <w:r>
             <w:fldChar w:fldCharType="separate"/>
@@ -2949,7 +2958,7 @@
               <w:rFonts w:hint="eastAsia" w:ascii="Microsoft JhengHei" w:hAnsi="Microsoft JhengHei" w:eastAsia="Microsoft JhengHei" w:cs="Microsoft JhengHei"/>
               <w:szCs w:val="24"/>
             </w:rPr>
-            <w:instrText xml:space="preserve"> HYPERLINK \l _Toc9659 </w:instrText>
+            <w:instrText xml:space="preserve"> HYPERLINK \l _Toc28835 </w:instrText>
           </w:r>
           <w:r>
             <w:rPr>
@@ -2974,7 +2983,7 @@
             <w:fldChar w:fldCharType="begin"/>
           </w:r>
           <w:r>
-            <w:instrText xml:space="preserve"> PAGEREF _Toc9659 \h </w:instrText>
+            <w:instrText xml:space="preserve"> PAGEREF _Toc28835 \h </w:instrText>
           </w:r>
           <w:r>
             <w:fldChar w:fldCharType="separate"/>
@@ -3012,7 +3021,7 @@
               <w:rFonts w:hint="eastAsia" w:ascii="Microsoft JhengHei" w:hAnsi="Microsoft JhengHei" w:eastAsia="Microsoft JhengHei" w:cs="Microsoft JhengHei"/>
               <w:szCs w:val="24"/>
             </w:rPr>
-            <w:instrText xml:space="preserve"> HYPERLINK \l _Toc28228 </w:instrText>
+            <w:instrText xml:space="preserve"> HYPERLINK \l _Toc30662 </w:instrText>
           </w:r>
           <w:r>
             <w:rPr>
@@ -3037,7 +3046,7 @@
             <w:fldChar w:fldCharType="begin"/>
           </w:r>
           <w:r>
-            <w:instrText xml:space="preserve"> PAGEREF _Toc28228 \h </w:instrText>
+            <w:instrText xml:space="preserve"> PAGEREF _Toc30662 \h </w:instrText>
           </w:r>
           <w:r>
             <w:fldChar w:fldCharType="separate"/>
@@ -3075,7 +3084,7 @@
               <w:rFonts w:hint="eastAsia" w:ascii="Microsoft JhengHei" w:hAnsi="Microsoft JhengHei" w:eastAsia="Microsoft JhengHei" w:cs="Microsoft JhengHei"/>
               <w:szCs w:val="24"/>
             </w:rPr>
-            <w:instrText xml:space="preserve"> HYPERLINK \l _Toc1420 </w:instrText>
+            <w:instrText xml:space="preserve"> HYPERLINK \l _Toc19389 </w:instrText>
           </w:r>
           <w:r>
             <w:rPr>
@@ -3100,7 +3109,7 @@
             <w:fldChar w:fldCharType="begin"/>
           </w:r>
           <w:r>
-            <w:instrText xml:space="preserve"> PAGEREF _Toc1420 \h </w:instrText>
+            <w:instrText xml:space="preserve"> PAGEREF _Toc19389 \h </w:instrText>
           </w:r>
           <w:r>
             <w:fldChar w:fldCharType="separate"/>
@@ -3207,7 +3216,7 @@
         <w:snapToGrid w:val="0"/>
         <w:textAlignment w:val="baseline"/>
       </w:pPr>
-      <w:bookmarkStart w:id="3" w:name="_Toc13924"/>
+      <w:bookmarkStart w:id="3" w:name="_Toc27945"/>
       <w:r>
         <w:t>目的</w:t>
       </w:r>
@@ -3401,7 +3410,7 @@
         <w:snapToGrid w:val="0"/>
         <w:textAlignment w:val="baseline"/>
       </w:pPr>
-      <w:bookmarkStart w:id="4" w:name="_Toc18576"/>
+      <w:bookmarkStart w:id="4" w:name="_Toc28210"/>
       <w:r>
         <w:t>术语、缩略词和定义</w:t>
       </w:r>
@@ -4399,7 +4408,7 @@
         <w:snapToGrid w:val="0"/>
         <w:textAlignment w:val="baseline"/>
       </w:pPr>
-      <w:bookmarkStart w:id="5" w:name="_Toc25095"/>
+      <w:bookmarkStart w:id="5" w:name="_Toc16681"/>
       <w:r>
         <w:t>角色与职责</w:t>
       </w:r>
@@ -5789,7 +5798,7 @@
         <w:snapToGrid w:val="0"/>
         <w:textAlignment w:val="baseline"/>
       </w:pPr>
-      <w:bookmarkStart w:id="6" w:name="_Toc4193"/>
+      <w:bookmarkStart w:id="6" w:name="_Toc31036"/>
       <w:r>
         <w:t>程序准则</w:t>
       </w:r>
@@ -5815,7 +5824,7 @@
       </w:pPr>
       <w:bookmarkStart w:id="7" w:name="bookmark24"/>
       <w:bookmarkEnd w:id="7"/>
-      <w:bookmarkStart w:id="8" w:name="_Toc5379"/>
+      <w:bookmarkStart w:id="8" w:name="_Toc25743"/>
       <w:r>
         <w:t>关闭原则</w:t>
       </w:r>
@@ -5943,7 +5952,7 @@
         <w:snapToGrid w:val="0"/>
         <w:textAlignment w:val="baseline"/>
       </w:pPr>
-      <w:bookmarkStart w:id="9" w:name="_Toc6199"/>
+      <w:bookmarkStart w:id="9" w:name="_Toc13475"/>
       <w:r>
         <w:t>流程关联原则</w:t>
       </w:r>
@@ -6095,7 +6104,7 @@
       </w:pPr>
       <w:bookmarkStart w:id="10" w:name="bookmark1"/>
       <w:bookmarkEnd w:id="10"/>
-      <w:bookmarkStart w:id="11" w:name="_Toc23233"/>
+      <w:bookmarkStart w:id="11" w:name="_Toc26670"/>
       <w:r>
         <w:t>输入、输出及出口准则</w:t>
       </w:r>
@@ -6119,7 +6128,7 @@
         <w:snapToGrid w:val="0"/>
         <w:textAlignment w:val="baseline"/>
       </w:pPr>
-      <w:bookmarkStart w:id="12" w:name="_Toc28773"/>
+      <w:bookmarkStart w:id="12" w:name="_Toc5224"/>
       <w:r>
         <w:t>输入</w:t>
       </w:r>
@@ -6960,7 +6969,7 @@
         <w:snapToGrid w:val="0"/>
         <w:textAlignment w:val="baseline"/>
       </w:pPr>
-      <w:bookmarkStart w:id="13" w:name="_Toc4771"/>
+      <w:bookmarkStart w:id="13" w:name="_Toc25753"/>
       <w:r>
         <w:t>输出</w:t>
       </w:r>
@@ -7960,7 +7969,7 @@
         <w:snapToGrid w:val="0"/>
         <w:textAlignment w:val="baseline"/>
       </w:pPr>
-      <w:bookmarkStart w:id="14" w:name="_Toc20889"/>
+      <w:bookmarkStart w:id="14" w:name="_Toc14622"/>
       <w:r>
         <w:t>出口准则</w:t>
       </w:r>
@@ -8018,7 +8027,7 @@
         <w:snapToGrid w:val="0"/>
         <w:textAlignment w:val="baseline"/>
       </w:pPr>
-      <w:bookmarkStart w:id="15" w:name="_Toc30226"/>
+      <w:bookmarkStart w:id="15" w:name="_Toc24885"/>
       <w:r>
         <w:t>流程说明</w:t>
       </w:r>
@@ -8196,7 +8205,7 @@
         <w:snapToGrid w:val="0"/>
         <w:textAlignment w:val="baseline"/>
       </w:pPr>
-      <w:bookmarkStart w:id="16" w:name="_Toc11592"/>
+      <w:bookmarkStart w:id="16" w:name="_Toc22829"/>
       <w:r>
         <w:t>流程图</w:t>
       </w:r>
@@ -8325,7 +8334,7 @@
         <w:snapToGrid w:val="0"/>
         <w:textAlignment w:val="baseline"/>
       </w:pPr>
-      <w:bookmarkStart w:id="17" w:name="_Toc32691"/>
+      <w:bookmarkStart w:id="17" w:name="_Toc15616"/>
       <w:r>
         <w:t>子流程</w:t>
       </w:r>
@@ -8351,7 +8360,7 @@
       </w:pPr>
       <w:bookmarkStart w:id="18" w:name="bookmark25"/>
       <w:bookmarkEnd w:id="18"/>
-      <w:bookmarkStart w:id="19" w:name="_Toc11896"/>
+      <w:bookmarkStart w:id="19" w:name="_Toc6406"/>
       <w:r>
         <w:t>一线处理解决流程</w:t>
       </w:r>
@@ -10875,7 +10884,7 @@
         <w:snapToGrid w:val="0"/>
         <w:textAlignment w:val="baseline"/>
       </w:pPr>
-      <w:bookmarkStart w:id="20" w:name="_Toc17798"/>
+      <w:bookmarkStart w:id="20" w:name="_Toc28262"/>
       <w:r>
         <w:t>二线处理解决流程</w:t>
       </w:r>
@@ -12856,7 +12865,7 @@
         <w:snapToGrid w:val="0"/>
         <w:textAlignment w:val="baseline"/>
       </w:pPr>
-      <w:bookmarkStart w:id="21" w:name="_Toc5625"/>
+      <w:bookmarkStart w:id="21" w:name="_Toc29216"/>
       <w:r>
         <w:t>事件等级及升级机制</w:t>
       </w:r>
@@ -12880,7 +12889,7 @@
         <w:snapToGrid w:val="0"/>
         <w:textAlignment w:val="baseline"/>
       </w:pPr>
-      <w:bookmarkStart w:id="22" w:name="_Toc9404"/>
+      <w:bookmarkStart w:id="22" w:name="_Toc23253"/>
       <w:r>
         <w:t>事件等级划分</w:t>
       </w:r>
@@ -13585,7 +13594,7 @@
         <w:snapToGrid w:val="0"/>
         <w:textAlignment w:val="baseline"/>
       </w:pPr>
-      <w:bookmarkStart w:id="23" w:name="_Toc30026"/>
+      <w:bookmarkStart w:id="23" w:name="_Toc1719"/>
       <w:r>
         <w:t>事件升级机制</w:t>
       </w:r>
@@ -13635,7 +13644,7 @@
         <w:snapToGrid w:val="0"/>
         <w:textAlignment w:val="baseline"/>
       </w:pPr>
-      <w:bookmarkStart w:id="24" w:name="_Toc21899"/>
+      <w:bookmarkStart w:id="24" w:name="_Toc19451"/>
       <w:r>
         <w:t>事件类别和产生原因描述</w:t>
       </w:r>
@@ -17329,7 +17338,7 @@
         <w:snapToGrid w:val="0"/>
         <w:textAlignment w:val="baseline"/>
       </w:pPr>
-      <w:bookmarkStart w:id="25" w:name="_Toc9659"/>
+      <w:bookmarkStart w:id="25" w:name="_Toc28835"/>
       <w:r>
         <w:t>关键绩效指标</w:t>
       </w:r>
@@ -18392,7 +18401,7 @@
         <w:snapToGrid w:val="0"/>
         <w:textAlignment w:val="baseline"/>
       </w:pPr>
-      <w:bookmarkStart w:id="26" w:name="_Toc28228"/>
+      <w:bookmarkStart w:id="26" w:name="_Toc30662"/>
       <w:r>
         <w:t>相关文件及模板</w:t>
       </w:r>
@@ -18418,7 +18427,7 @@
       </w:pPr>
       <w:bookmarkStart w:id="27" w:name="bookmark26"/>
       <w:bookmarkEnd w:id="27"/>
-      <w:bookmarkStart w:id="28" w:name="_Toc1420"/>
+      <w:bookmarkStart w:id="28" w:name="_Toc19389"/>
       <w:r>
         <w:t>文档模板</w:t>
       </w:r>
